--- a/backend-exhibits/google-mydrive-sharedrive-to-microsoft-onedrive-sharepoint-standard-not-include.docx
+++ b/backend-exhibits/google-mydrive-sharedrive-to-microsoft-onedrive-sharepoint-standard-not-include.docx
@@ -47,7 +47,7 @@
             </w:pPr>
             <w:r>
               <w:rPr>
-                <w:rFonts w:ascii="Arial" w:eastAsia="Arial" w:hAnsi="Arial" w:cs="Arial"/>
+                <w:rFonts w:ascii="Arial" w:hAnsi="Arial" w:cs="Arial" w:eastAsia="Arial"/>
                 <w:b/>
                 <w:sz w:val="21"/>
               </w:rPr>
@@ -55,7 +55,7 @@
             </w:r>
             <w:r>
               <w:rPr>
-                <w:rFonts w:ascii="Arial" w:eastAsia="Arial" w:hAnsi="Arial" w:cs="Arial"/>
+                <w:rFonts w:ascii="Arial" w:hAnsi="Arial" w:cs="Arial" w:eastAsia="Arial"/>
                 <w:b/>
                 <w:sz w:val="21"/>
               </w:rPr>
@@ -63,7 +63,7 @@
             </w:r>
             <w:r>
               <w:rPr>
-                <w:rFonts w:ascii="Arial" w:eastAsia="Arial" w:hAnsi="Arial" w:cs="Arial"/>
+                <w:rFonts w:ascii="Arial" w:hAnsi="Arial" w:cs="Arial" w:eastAsia="Arial"/>
                 <w:b/>
                 <w:sz w:val="21"/>
               </w:rPr>
@@ -92,7 +92,7 @@
             </w:pPr>
             <w:r>
               <w:rPr>
-                <w:rFonts w:ascii="Arial" w:eastAsia="Arial" w:hAnsi="Arial" w:cs="Arial"/>
+                <w:rFonts w:ascii="Arial" w:hAnsi="Arial" w:cs="Arial" w:eastAsia="Arial"/>
                 <w:b/>
                 <w:sz w:val="21"/>
               </w:rPr>
@@ -113,7 +113,7 @@
           <w:p>
             <w:r>
               <w:rPr>
-                <w:rFonts w:ascii="Arial" w:eastAsia="Arial" w:hAnsi="Arial" w:cs="Arial"/>
+                <w:rFonts w:ascii="Arial" w:hAnsi="Arial" w:cs="Arial" w:eastAsia="Arial"/>
                 <w:sz w:val="21"/>
               </w:rPr>
               <w:t>Migration of all file versions from source to destination.</w:t>
@@ -141,7 +141,7 @@
             </w:pPr>
             <w:r>
               <w:rPr>
-                <w:rFonts w:ascii="Arial" w:eastAsia="Arial" w:hAnsi="Arial" w:cs="Arial"/>
+                <w:rFonts w:ascii="Arial" w:hAnsi="Arial" w:cs="Arial" w:eastAsia="Arial"/>
                 <w:b/>
                 <w:sz w:val="21"/>
               </w:rPr>
@@ -162,7 +162,7 @@
           <w:p>
             <w:r>
               <w:rPr>
-                <w:rFonts w:ascii="Arial" w:eastAsia="Arial" w:hAnsi="Arial" w:cs="Arial"/>
+                <w:rFonts w:ascii="Arial" w:hAnsi="Arial" w:cs="Arial" w:eastAsia="Arial"/>
                 <w:sz w:val="21"/>
               </w:rPr>
               <w:t>The system retains the addresses of links present within a file, which point to other files in the cloud. These links' addresses will be transformed into appropriate destination formats during Migration.</w:t>
@@ -190,7 +190,7 @@
             </w:pPr>
             <w:r>
               <w:rPr>
-                <w:rFonts w:ascii="Arial" w:eastAsia="Arial" w:hAnsi="Arial" w:cs="Arial"/>
+                <w:rFonts w:ascii="Arial" w:hAnsi="Arial" w:cs="Arial" w:eastAsia="Arial"/>
                 <w:b/>
                 <w:sz w:val="21"/>
               </w:rPr>
@@ -211,7 +211,7 @@
           <w:p>
             <w:r>
               <w:rPr>
-                <w:rFonts w:ascii="Arial" w:eastAsia="Arial" w:hAnsi="Arial" w:cs="Arial"/>
+                <w:rFonts w:ascii="Arial" w:hAnsi="Arial" w:cs="Arial" w:eastAsia="Arial"/>
                 <w:sz w:val="21"/>
               </w:rPr>
               <w:t>Migration of selective versions of files from source to destination. If we opt for five, the last five versions will get migrates to the destination.</w:t>
@@ -264,7 +264,7 @@
             </w:pPr>
             <w:r>
               <w:rPr>
-                <w:rFonts w:ascii="Arial" w:eastAsia="Arial" w:hAnsi="Arial" w:cs="Arial"/>
+                <w:rFonts w:ascii="Arial" w:hAnsi="Arial" w:cs="Arial" w:eastAsia="Arial"/>
                 <w:b/>
                 <w:sz w:val="21"/>
               </w:rPr>
@@ -273,7 +273,7 @@
             <w:proofErr w:type="spellStart"/>
             <w:r>
               <w:rPr>
-                <w:rFonts w:ascii="Arial" w:eastAsia="Arial" w:hAnsi="Arial" w:cs="Arial"/>
+                <w:rFonts w:ascii="Arial" w:hAnsi="Arial" w:cs="Arial" w:eastAsia="Arial"/>
                 <w:b/>
                 <w:sz w:val="21"/>
               </w:rPr>
@@ -282,7 +282,7 @@
             <w:proofErr w:type="spellEnd"/>
             <w:r>
               <w:rPr>
-                <w:rFonts w:ascii="Arial" w:eastAsia="Arial" w:hAnsi="Arial" w:cs="Arial"/>
+                <w:rFonts w:ascii="Arial" w:hAnsi="Arial" w:cs="Arial" w:eastAsia="Arial"/>
                 <w:b/>
                 <w:sz w:val="21"/>
               </w:rPr>
@@ -290,7 +290,7 @@
             </w:r>
             <w:r>
               <w:rPr>
-                <w:rFonts w:ascii="Arial" w:eastAsia="Arial" w:hAnsi="Arial" w:cs="Arial"/>
+                <w:rFonts w:ascii="Arial" w:hAnsi="Arial" w:cs="Arial" w:eastAsia="Arial"/>
                 <w:b/>
                 <w:sz w:val="21"/>
               </w:rPr>
@@ -299,7 +299,7 @@
             <w:proofErr w:type="spellStart"/>
             <w:r>
               <w:rPr>
-                <w:rFonts w:ascii="Arial" w:eastAsia="Arial" w:hAnsi="Arial" w:cs="Arial"/>
+                <w:rFonts w:ascii="Arial" w:hAnsi="Arial" w:cs="Arial" w:eastAsia="Arial"/>
                 <w:b/>
                 <w:sz w:val="21"/>
               </w:rPr>
@@ -308,7 +308,7 @@
             <w:proofErr w:type="spellEnd"/>
             <w:r>
               <w:rPr>
-                <w:rFonts w:ascii="Arial" w:eastAsia="Arial" w:hAnsi="Arial" w:cs="Arial"/>
+                <w:rFonts w:ascii="Arial" w:hAnsi="Arial" w:cs="Arial" w:eastAsia="Arial"/>
                 <w:b/>
                 <w:sz w:val="21"/>
               </w:rPr>
@@ -334,7 +334,7 @@
           <w:p>
             <w:r>
               <w:rPr>
-                <w:rFonts w:ascii="Arial" w:eastAsia="Arial" w:hAnsi="Arial" w:cs="Arial"/>
+                <w:rFonts w:ascii="Arial" w:hAnsi="Arial" w:cs="Arial" w:eastAsia="Arial"/>
                 <w:b/>
                 <w:sz w:val="21"/>
               </w:rPr>
@@ -358,7 +358,7 @@
             </w:pPr>
             <w:r>
               <w:rPr>
-                <w:rFonts w:ascii="Arial" w:eastAsia="Arial" w:hAnsi="Arial" w:cs="Arial"/>
+                <w:rFonts w:ascii="Arial" w:hAnsi="Arial" w:cs="Arial" w:eastAsia="Arial"/>
                 <w:sz w:val="21"/>
               </w:rPr>
               <w:t>The system retains the addresses of links present within a file, which point to other files in the cloud. These links' addresses will be transformed into appropriate destination formats during Migration.</w:t>
@@ -383,7 +383,7 @@
           <w:p>
             <w:r>
               <w:rPr>
-                <w:rFonts w:ascii="Arial" w:eastAsia="Arial" w:hAnsi="Arial" w:cs="Arial"/>
+                <w:rFonts w:ascii="Arial" w:hAnsi="Arial" w:cs="Arial" w:eastAsia="Arial"/>
                 <w:b/>
                 <w:sz w:val="21"/>
               </w:rPr>
@@ -407,7 +407,7 @@
             </w:pPr>
             <w:r>
               <w:rPr>
-                <w:rFonts w:ascii="Arial" w:eastAsia="Arial" w:hAnsi="Arial" w:cs="Arial"/>
+                <w:rFonts w:ascii="Arial" w:hAnsi="Arial" w:cs="Arial" w:eastAsia="Arial"/>
                 <w:sz w:val="21"/>
               </w:rPr>
               <w:t>Migration of all file versions from source to destination.</w:t>
@@ -432,7 +432,7 @@
           <w:p>
             <w:r>
               <w:rPr>
-                <w:rFonts w:ascii="Arial" w:eastAsia="Arial" w:hAnsi="Arial" w:cs="Arial"/>
+                <w:rFonts w:ascii="Arial" w:hAnsi="Arial" w:cs="Arial" w:eastAsia="Arial"/>
                 <w:b/>
                 <w:sz w:val="21"/>
               </w:rPr>
@@ -456,7 +456,7 @@
             </w:pPr>
             <w:r>
               <w:rPr>
-                <w:rFonts w:ascii="Arial" w:eastAsia="Arial" w:hAnsi="Arial" w:cs="Arial"/>
+                <w:rFonts w:ascii="Arial" w:hAnsi="Arial" w:cs="Arial" w:eastAsia="Arial"/>
                 <w:sz w:val="21"/>
               </w:rPr>
               <w:t>We are not migrating Google forms.</w:t>
@@ -481,7 +481,7 @@
           <w:p>
             <w:r>
               <w:rPr>
-                <w:rFonts w:ascii="Arial" w:eastAsia="Arial" w:hAnsi="Arial" w:cs="Arial"/>
+                <w:rFonts w:ascii="Arial" w:hAnsi="Arial" w:cs="Arial" w:eastAsia="Arial"/>
                 <w:b/>
                 <w:sz w:val="21"/>
               </w:rPr>
@@ -505,7 +505,7 @@
             </w:pPr>
             <w:r>
               <w:rPr>
-                <w:rFonts w:ascii="Arial" w:eastAsia="Arial" w:hAnsi="Arial" w:cs="Arial"/>
+                <w:rFonts w:ascii="Arial" w:hAnsi="Arial" w:cs="Arial" w:eastAsia="Arial"/>
                 <w:sz w:val="21"/>
               </w:rPr>
               <w:t>Migration of selective versions of files from source to destination. If we opt for five, the last five versions will get migrates to the destination.</w:t>
@@ -558,7 +558,7 @@
             </w:pPr>
             <w:r>
               <w:rPr>
-                <w:rFonts w:ascii="Arial" w:eastAsia="Arial" w:hAnsi="Arial" w:cs="Arial"/>
+                <w:rFonts w:ascii="Arial" w:hAnsi="Arial" w:cs="Arial" w:eastAsia="Arial"/>
                 <w:b/>
                 <w:sz w:val="21"/>
               </w:rPr>
@@ -566,7 +566,7 @@
             </w:r>
             <w:r>
               <w:rPr>
-                <w:rFonts w:ascii="Arial" w:eastAsia="Arial" w:hAnsi="Arial" w:cs="Arial"/>
+                <w:rFonts w:ascii="Arial" w:hAnsi="Arial" w:cs="Arial" w:eastAsia="Arial"/>
                 <w:b/>
                 <w:sz w:val="21"/>
               </w:rPr>
@@ -574,7 +574,7 @@
             </w:r>
             <w:r>
               <w:rPr>
-                <w:rFonts w:ascii="Arial" w:eastAsia="Arial" w:hAnsi="Arial" w:cs="Arial"/>
+                <w:rFonts w:ascii="Arial" w:hAnsi="Arial" w:cs="Arial" w:eastAsia="Arial"/>
                 <w:b/>
                 <w:sz w:val="21"/>
               </w:rPr>
@@ -603,7 +603,7 @@
             </w:pPr>
             <w:r>
               <w:rPr>
-                <w:rFonts w:ascii="Arial" w:eastAsia="Arial" w:hAnsi="Arial" w:cs="Arial"/>
+                <w:rFonts w:ascii="Arial" w:hAnsi="Arial" w:cs="Arial" w:eastAsia="Arial"/>
                 <w:b/>
                 <w:sz w:val="21"/>
               </w:rPr>
@@ -624,7 +624,7 @@
           <w:p>
             <w:r>
               <w:rPr>
-                <w:rFonts w:ascii="Arial" w:eastAsia="Arial" w:hAnsi="Arial" w:cs="Arial"/>
+                <w:rFonts w:ascii="Arial" w:hAnsi="Arial" w:cs="Arial" w:eastAsia="Arial"/>
                 <w:sz w:val="21"/>
               </w:rPr>
               <w:t>The system retains the addresses of links present within a file, which point to other files in the cloud. These links' addresses will be transformed into appropriate destination formats during Migration.</w:t>
@@ -652,7 +652,7 @@
             </w:pPr>
             <w:r>
               <w:rPr>
-                <w:rFonts w:ascii="Arial" w:eastAsia="Arial" w:hAnsi="Arial" w:cs="Arial"/>
+                <w:rFonts w:ascii="Arial" w:hAnsi="Arial" w:cs="Arial" w:eastAsia="Arial"/>
                 <w:b/>
                 <w:sz w:val="21"/>
               </w:rPr>
@@ -673,7 +673,7 @@
           <w:p>
             <w:r>
               <w:rPr>
-                <w:rFonts w:ascii="Arial" w:eastAsia="Arial" w:hAnsi="Arial" w:cs="Arial"/>
+                <w:rFonts w:ascii="Arial" w:hAnsi="Arial" w:cs="Arial" w:eastAsia="Arial"/>
                 <w:sz w:val="21"/>
               </w:rPr>
               <w:t>Migration of selective versions of files from source to destination. If we opt for five, the last five versions will get migrates to the destination.</w:t>
@@ -701,7 +701,7 @@
             </w:pPr>
             <w:r>
               <w:rPr>
-                <w:rFonts w:ascii="Arial" w:eastAsia="Arial" w:hAnsi="Arial" w:cs="Arial"/>
+                <w:rFonts w:ascii="Arial" w:hAnsi="Arial" w:cs="Arial" w:eastAsia="Arial"/>
                 <w:b/>
                 <w:sz w:val="21"/>
               </w:rPr>
@@ -722,7 +722,7 @@
           <w:p>
             <w:r>
               <w:rPr>
-                <w:rFonts w:ascii="Arial" w:eastAsia="Arial" w:hAnsi="Arial" w:cs="Arial"/>
+                <w:rFonts w:ascii="Arial" w:hAnsi="Arial" w:cs="Arial" w:eastAsia="Arial"/>
                 <w:sz w:val="21"/>
               </w:rPr>
               <w:t>Migration of all file versions from source to destination.</w:t>
@@ -790,7 +790,7 @@
             </w:pPr>
             <w:r>
               <w:rPr>
-                <w:rFonts w:ascii="Arial" w:eastAsia="Arial" w:hAnsi="Arial" w:cs="Arial"/>
+                <w:rFonts w:ascii="Arial" w:hAnsi="Arial" w:cs="Arial" w:eastAsia="Arial"/>
                 <w:b/>
                 <w:sz w:val="21"/>
               </w:rPr>
@@ -799,7 +799,7 @@
             </w:r>
             <w:r>
               <w:rPr>
-                <w:rFonts w:ascii="Arial" w:eastAsia="Arial" w:hAnsi="Arial" w:cs="Arial"/>
+                <w:rFonts w:ascii="Arial" w:hAnsi="Arial" w:cs="Arial" w:eastAsia="Arial"/>
                 <w:b/>
                 <w:sz w:val="21"/>
               </w:rPr>
@@ -807,7 +807,7 @@
             </w:r>
             <w:r>
               <w:rPr>
-                <w:rFonts w:ascii="Arial" w:eastAsia="Arial" w:hAnsi="Arial" w:cs="Arial"/>
+                <w:rFonts w:ascii="Arial" w:hAnsi="Arial" w:cs="Arial" w:eastAsia="Arial"/>
                 <w:b/>
                 <w:sz w:val="21"/>
               </w:rPr>
@@ -836,7 +836,7 @@
             </w:pPr>
             <w:r>
               <w:rPr>
-                <w:rFonts w:ascii="Arial" w:eastAsia="Arial" w:hAnsi="Arial" w:cs="Arial"/>
+                <w:rFonts w:ascii="Arial" w:hAnsi="Arial" w:cs="Arial" w:eastAsia="Arial"/>
                 <w:b/>
                 <w:sz w:val="21"/>
               </w:rPr>
@@ -857,7 +857,7 @@
           <w:p>
             <w:r>
               <w:rPr>
-                <w:rFonts w:ascii="Arial" w:eastAsia="Arial" w:hAnsi="Arial" w:cs="Arial"/>
+                <w:rFonts w:ascii="Arial" w:hAnsi="Arial" w:cs="Arial" w:eastAsia="Arial"/>
                 <w:sz w:val="21"/>
               </w:rPr>
               <w:t>The system retains the addresses of links present within a file, which point to other files in the cloud. These links' addresses will be transformed into appropriate destination formats during Migration.</w:t>
@@ -885,7 +885,7 @@
             </w:pPr>
             <w:r>
               <w:rPr>
-                <w:rFonts w:ascii="Arial" w:eastAsia="Arial" w:hAnsi="Arial" w:cs="Arial"/>
+                <w:rFonts w:ascii="Arial" w:hAnsi="Arial" w:cs="Arial" w:eastAsia="Arial"/>
                 <w:b/>
                 <w:sz w:val="21"/>
               </w:rPr>
@@ -906,7 +906,7 @@
           <w:p>
             <w:r>
               <w:rPr>
-                <w:rFonts w:ascii="Arial" w:eastAsia="Arial" w:hAnsi="Arial" w:cs="Arial"/>
+                <w:rFonts w:ascii="Arial" w:hAnsi="Arial" w:cs="Arial" w:eastAsia="Arial"/>
                 <w:sz w:val="21"/>
               </w:rPr>
               <w:t>Migration of selective versions of files from source to destination. If we opt for five, the last five versions will get migrates to the destination.</w:t>
@@ -934,7 +934,7 @@
             </w:pPr>
             <w:r>
               <w:rPr>
-                <w:rFonts w:ascii="Arial" w:eastAsia="Arial" w:hAnsi="Arial" w:cs="Arial"/>
+                <w:rFonts w:ascii="Arial" w:hAnsi="Arial" w:cs="Arial" w:eastAsia="Arial"/>
                 <w:b/>
                 <w:sz w:val="21"/>
               </w:rPr>
@@ -955,7 +955,7 @@
           <w:p>
             <w:r>
               <w:rPr>
-                <w:rFonts w:ascii="Arial" w:eastAsia="Arial" w:hAnsi="Arial" w:cs="Arial"/>
+                <w:rFonts w:ascii="Arial" w:hAnsi="Arial" w:cs="Arial" w:eastAsia="Arial"/>
                 <w:sz w:val="21"/>
               </w:rPr>
               <w:t>Migration of all file versions from source to destination.</w:t>
@@ -979,10 +979,10 @@
   <w:docDefaults>
     <w:rPrDefault>
       <w:rPr>
-        <w:rFonts w:asciiTheme="minorHAnsi" w:eastAsiaTheme="minorEastAsia" w:hAnsiTheme="minorHAnsi" w:cstheme="minorBidi"/>
+        <w:rFonts w:ascii="Arial" w:hAnsi="Arial" w:cs="Arial" w:eastAsia="Arial"/>
         <w:kern w:val="2"/>
-        <w:sz w:val="24"/>
-        <w:szCs w:val="24"/>
+        <w:sz w:val="21"/>
+        <w:szCs w:val="21"/>
         <w:lang w:val="en-IN" w:eastAsia="en-IN" w:bidi="ar-SA"/>
         <w14:ligatures w14:val="standardContextual"/>
       </w:rPr>
@@ -1378,9 +1378,9 @@
       <w:spacing w:line="259" w:lineRule="auto"/>
     </w:pPr>
     <w:rPr>
-      <w:rFonts w:ascii="Calibri" w:eastAsia="Calibri" w:hAnsi="Calibri" w:cs="Calibri"/>
+      <w:rFonts w:ascii="Arial" w:hAnsi="Arial" w:cs="Arial" w:eastAsia="Arial"/>
       <w:color w:val="000000"/>
-      <w:sz w:val="22"/>
+      <w:sz w:val="21"/>
     </w:rPr>
   </w:style>
   <w:style w:type="character" w:default="1" w:styleId="DefaultParagraphFont">
